--- a/Project_Animagus/작업 일지/광신_작업일지/작업일지(250310-250316).docx
+++ b/Project_Animagus/작업 일지/광신_작업일지/작업일지(250310-250316).docx
@@ -65,7 +65,6 @@
             <w:pPr>
               <w:jc w:val="center"/>
               <w:rPr>
-                <w:rFonts w:hint="eastAsia"/>
                 <w:b/>
                 <w:sz w:val="18"/>
               </w:rPr>
@@ -182,16 +181,22 @@
             <w:pPr>
               <w:jc w:val="center"/>
               <w:rPr>
-                <w:rFonts w:hint="eastAsia"/>
-                <w:b/>
-              </w:rPr>
-            </w:pPr>
-            <w:r>
-              <w:rPr>
-                <w:rFonts w:hint="eastAsia"/>
-                <w:b/>
-              </w:rPr>
-              <w:t>11</w:t>
+                <w:b/>
+              </w:rPr>
+            </w:pPr>
+            <w:r>
+              <w:rPr>
+                <w:rFonts w:hint="eastAsia"/>
+                <w:b/>
+              </w:rPr>
+              <w:t>1</w:t>
+            </w:r>
+            <w:r>
+              <w:rPr>
+                <w:rFonts w:hint="eastAsia"/>
+                <w:b/>
+              </w:rPr>
+              <w:t>2</w:t>
             </w:r>
           </w:p>
         </w:tc>
@@ -411,7 +416,6 @@
             <w:pPr>
               <w:jc w:val="left"/>
               <w:rPr>
-                <w:rFonts w:hint="eastAsia"/>
                 <w:b/>
               </w:rPr>
             </w:pPr>
@@ -427,7 +431,6 @@
             <w:pPr>
               <w:jc w:val="left"/>
               <w:rPr>
-                <w:rFonts w:hint="eastAsia"/>
                 <w:b/>
               </w:rPr>
             </w:pPr>
@@ -443,7 +446,6 @@
             <w:pPr>
               <w:jc w:val="left"/>
               <w:rPr>
-                <w:rFonts w:hint="eastAsia"/>
                 <w:b/>
               </w:rPr>
             </w:pPr>
@@ -517,7 +519,6 @@
     <w:p>
       <w:pPr>
         <w:rPr>
-          <w:rFonts w:hint="eastAsia"/>
           <w:b/>
           <w:bCs/>
           <w:sz w:val="22"/>
@@ -590,7 +591,6 @@
     <w:p>
       <w:pPr>
         <w:rPr>
-          <w:rFonts w:hint="eastAsia"/>
           <w:sz w:val="22"/>
         </w:rPr>
       </w:pPr>
@@ -638,6 +638,7 @@
       </w:pPr>
       <w:r>
         <w:rPr>
+          <w:noProof/>
           <w:sz w:val="22"/>
         </w:rPr>
         <w:drawing>
@@ -687,7 +688,6 @@
     <w:p>
       <w:pPr>
         <w:rPr>
-          <w:rFonts w:hint="eastAsia"/>
           <w:sz w:val="22"/>
         </w:rPr>
       </w:pPr>
@@ -703,7 +703,6 @@
     <w:p>
       <w:pPr>
         <w:rPr>
-          <w:rFonts w:hint="eastAsia"/>
           <w:sz w:val="22"/>
         </w:rPr>
       </w:pPr>
@@ -755,9 +754,6 @@
           <w:p>
             <w:pPr>
               <w:jc w:val="left"/>
-              <w:rPr>
-                <w:rFonts w:hint="eastAsia"/>
-              </w:rPr>
             </w:pPr>
             <w:r>
               <w:rPr>
@@ -798,9 +794,6 @@
           <w:p>
             <w:pPr>
               <w:jc w:val="left"/>
-              <w:rPr>
-                <w:rFonts w:hint="eastAsia"/>
-              </w:rPr>
             </w:pPr>
             <w:r>
               <w:rPr>
@@ -847,18 +840,25 @@
             <w:pPr>
               <w:jc w:val="center"/>
               <w:rPr>
-                <w:rFonts w:hint="eastAsia"/>
-                <w:b/>
-                <w:sz w:val="22"/>
-              </w:rPr>
-            </w:pPr>
-            <w:r>
-              <w:rPr>
-                <w:rFonts w:hint="eastAsia"/>
-                <w:b/>
-                <w:sz w:val="22"/>
-              </w:rPr>
-              <w:t>12</w:t>
+                <w:b/>
+                <w:sz w:val="22"/>
+              </w:rPr>
+            </w:pPr>
+            <w:r>
+              <w:rPr>
+                <w:rFonts w:hint="eastAsia"/>
+                <w:b/>
+                <w:sz w:val="22"/>
+              </w:rPr>
+              <w:t>1</w:t>
+            </w:r>
+            <w:r>
+              <w:rPr>
+                <w:rFonts w:hint="eastAsia"/>
+                <w:b/>
+                <w:sz w:val="22"/>
+              </w:rPr>
+              <w:t>3</w:t>
             </w:r>
           </w:p>
         </w:tc>
@@ -893,9 +893,6 @@
           <w:p>
             <w:pPr>
               <w:jc w:val="center"/>
-              <w:rPr>
-                <w:rFonts w:hint="eastAsia"/>
-              </w:rPr>
             </w:pPr>
             <w:r>
               <w:rPr>
@@ -940,15 +937,7 @@
                 <w:b/>
                 <w:sz w:val="22"/>
               </w:rPr>
-              <w:t>1</w:t>
-            </w:r>
-            <w:r>
-              <w:rPr>
-                <w:rFonts w:hint="eastAsia"/>
-                <w:b/>
-                <w:sz w:val="22"/>
-              </w:rPr>
-              <w:t>7</w:t>
+              <w:t>17</w:t>
             </w:r>
             <w:r>
               <w:rPr>
@@ -978,15 +967,7 @@
                 <w:b/>
                 <w:sz w:val="22"/>
               </w:rPr>
-              <w:t>3.</w:t>
-            </w:r>
-            <w:r>
-              <w:rPr>
-                <w:rFonts w:hint="eastAsia"/>
-                <w:b/>
-                <w:sz w:val="22"/>
-              </w:rPr>
-              <w:t>23</w:t>
+              <w:t>3.23</w:t>
             </w:r>
           </w:p>
         </w:tc>
@@ -1025,11 +1006,6 @@
             <w:vAlign w:val="center"/>
           </w:tcPr>
           <w:p>
-            <w:pPr>
-              <w:rPr>
-                <w:rFonts w:hint="eastAsia"/>
-              </w:rPr>
-            </w:pPr>
             <w:r>
               <w:t xml:space="preserve"> </w:t>
             </w:r>
